--- a/testakten/unterhalt-berechnungsakte-vollstaendig-rosenheim/docx/vergleichsentwurf_unterhalt_aiblinger.docx
+++ b/testakten/unterhalt-berechnungsakte-vollstaendig-rosenheim/docx/vergleichsentwurf_unterhalt_aiblinger.docx
@@ -49,14 +49,72 @@
         <w:t>Bonuszahlungen, Steuerklassenwechsel, Wohnwert und wesentliche Änderungen der Betreuung werden jeweils zum Folgemonat nach Nachweis neu berechnet.</w:t>
       </w:r>
     </w:p>
+    <w:p>
+      <w:pPr>
+        <w:pStyle w:val="Heading2"/>
+      </w:pPr>
+      <w:r>
+        <w:t>Weitere Regelungspunkte</w:t>
+      </w:r>
+    </w:p>
+    <w:p>
+      <w:r>
+        <w:t>Die Beteiligten wollen die laufenden Zahlungen jeweils zum dritten Werktag fällig stellen. Kindesunterhalt wird für jedes Kind gesondert bezeichnet. Mehrbedarf für Lerntherapie, Hort und Musikschule wird nach Vorlage der Rechnung und Zahlung innerhalb von zehn Werktagen ausgeglichen. Eine pauschale Verrechnung mit Hauskosten findet nicht statt.</w:t>
+      </w:r>
+    </w:p>
+    <w:p>
+      <w:r>
+        <w:t>Bonuszahlungen, Wechsel der Arbeitszeit und Änderungen der Betreuung sind binnen vierzehn Tagen mitzuteilen. Für das gemeinsame Haus bleiben Darlehen, Nutzung und möglicher Verkauf einer gesonderten Vereinbarung vorbehalten. Der vorliegende Text ist noch nicht unterschrieben und enthält keine Vollstreckungsunterwerfung.</w:t>
+      </w:r>
+    </w:p>
     <w:sectPr>
-      <w:pgSz w:w="12240" w:h="15840"/>
+      <w:headerReference w:type="default" r:id="rId9"/>
+      <w:footerReference w:type="default" r:id="rId10"/>
+      <w:pgSz w:w="11906" w:h="16838"/>
       <w:pgMar w:top="1440" w:right="1800" w:bottom="1440" w:left="1800" w:header="720" w:footer="720" w:gutter="0"/>
       <w:cols w:space="720"/>
       <w:docGrid w:linePitch="360"/>
     </w:sectPr>
   </w:body>
 </w:document>
+</file>
+
+<file path=word/footer1.xml><?xml version="1.0" encoding="utf-8"?>
+<w:ftr xmlns:m="http://schemas.openxmlformats.org/officeDocument/2006/math" xmlns:mc="http://schemas.openxmlformats.org/markup-compatibility/2006" xmlns:mo="http://schemas.microsoft.com/office/mac/office/2008/main" xmlns:mv="urn:schemas-microsoft-com:mac:vml" xmlns:o="urn:schemas-microsoft-com:office:office" xmlns:r="http://schemas.openxmlformats.org/officeDocument/2006/relationships" xmlns:v="urn:schemas-microsoft-com:vml" xmlns:w10="urn:schemas-microsoft-com:office:word" xmlns:w14="http://schemas.microsoft.com/office/word/2010/wordml" xmlns:w="http://schemas.openxmlformats.org/wordprocessingml/2006/main" xmlns:wne="http://schemas.microsoft.com/office/word/2006/wordml" xmlns:wp14="http://schemas.microsoft.com/office/word/2010/wordprocessingDrawing" xmlns:wp="http://schemas.openxmlformats.org/drawingml/2006/wordprocessingDrawing" xmlns:wpc="http://schemas.microsoft.com/office/word/2010/wordprocessingCanvas" xmlns:wpg="http://schemas.microsoft.com/office/word/2010/wordprocessingGroup" xmlns:wpi="http://schemas.microsoft.com/office/word/2010/wordprocessingInk" xmlns:wps="http://schemas.microsoft.com/office/word/2010/wordprocessingShape" mc:Ignorable="w14 wp14">
+  <w:p>
+    <w:pPr>
+      <w:pStyle w:val="Footer"/>
+      <w:jc w:val="center"/>
+    </w:pPr>
+    <w:r>
+      <w:rPr>
+        <w:rFonts w:ascii="Arial" w:hAnsi="Arial"/>
+        <w:color w:val="6E6E6E"/>
+        <w:sz w:val="16"/>
+      </w:rPr>
+      <w:t>Aktenstück vergleichsentwurf_unterhalt_aiblinger.docx · Arbeitsstand</w:t>
+    </w:r>
+  </w:p>
+</w:ftr>
+</file>
+
+<file path=word/header1.xml><?xml version="1.0" encoding="utf-8"?>
+<w:hdr xmlns:m="http://schemas.openxmlformats.org/officeDocument/2006/math" xmlns:mc="http://schemas.openxmlformats.org/markup-compatibility/2006" xmlns:mo="http://schemas.microsoft.com/office/mac/office/2008/main" xmlns:mv="urn:schemas-microsoft-com:mac:vml" xmlns:o="urn:schemas-microsoft-com:office:office" xmlns:r="http://schemas.openxmlformats.org/officeDocument/2006/relationships" xmlns:v="urn:schemas-microsoft-com:vml" xmlns:w10="urn:schemas-microsoft-com:office:word" xmlns:w14="http://schemas.microsoft.com/office/word/2010/wordml" xmlns:w="http://schemas.openxmlformats.org/wordprocessingml/2006/main" xmlns:wne="http://schemas.microsoft.com/office/word/2006/wordml" xmlns:wp14="http://schemas.microsoft.com/office/word/2010/wordprocessingDrawing" xmlns:wp="http://schemas.openxmlformats.org/drawingml/2006/wordprocessingDrawing" xmlns:wpc="http://schemas.microsoft.com/office/word/2010/wordprocessingCanvas" xmlns:wpg="http://schemas.microsoft.com/office/word/2010/wordprocessingGroup" xmlns:wpi="http://schemas.microsoft.com/office/word/2010/wordprocessingInk" xmlns:wps="http://schemas.microsoft.com/office/word/2010/wordprocessingShape" mc:Ignorable="w14 wp14">
+  <w:p>
+    <w:pPr>
+      <w:pStyle w:val="Header"/>
+      <w:jc w:val="right"/>
+    </w:pPr>
+    <w:r>
+      <w:rPr>
+        <w:rFonts w:ascii="Arial" w:hAnsi="Arial"/>
+        <w:color w:val="535E67"/>
+        <w:sz w:val="16"/>
+      </w:rPr>
+      <w:t>Entwurf Unterhaltsvereinbarung · FA-2026/317</w:t>
+    </w:r>
+  </w:p>
+</w:hdr>
 </file>
 
 <file path=word/numbering.xml><?xml version="1.0" encoding="utf-8"?>
@@ -422,9 +480,12 @@
     <w:name w:val="Normal"/>
     <w:qFormat/>
     <w:rsid w:val="00FC693F"/>
+    <w:pPr>
+      <w:spacing w:after="120"/>
+    </w:pPr>
     <w:rPr>
       <w:rFonts w:ascii="Arial" w:hAnsi="Arial"/>
-      <w:sz w:val="20"/>
+      <w:sz w:val="21"/>
     </w:rPr>
   </w:style>
   <w:style w:type="paragraph" w:styleId="Header">
@@ -489,7 +550,7 @@
       <w:rFonts w:asciiTheme="majorHAnsi" w:eastAsiaTheme="majorEastAsia" w:hAnsiTheme="majorHAnsi" w:cstheme="majorBidi" w:ascii="Arial" w:hAnsi="Arial"/>
       <w:b/>
       <w:bCs/>
-      <w:color w:val="365F91" w:themeColor="accent1" w:themeShade="BF"/>
+      <w:color w:val="24364B"/>
       <w:sz w:val="28"/>
       <w:szCs w:val="28"/>
     </w:rPr>
@@ -513,7 +574,7 @@
       <w:rFonts w:asciiTheme="majorHAnsi" w:eastAsiaTheme="majorEastAsia" w:hAnsiTheme="majorHAnsi" w:cstheme="majorBidi" w:ascii="Arial" w:hAnsi="Arial"/>
       <w:b/>
       <w:bCs/>
-      <w:color w:val="4F81BD" w:themeColor="accent1"/>
+      <w:color w:val="24364B"/>
       <w:sz w:val="26"/>
       <w:szCs w:val="26"/>
     </w:rPr>
@@ -775,8 +836,8 @@
       <w:contextualSpacing/>
     </w:pPr>
     <w:rPr>
-      <w:rFonts w:asciiTheme="majorHAnsi" w:eastAsiaTheme="majorEastAsia" w:hAnsiTheme="majorHAnsi" w:cstheme="majorBidi"/>
-      <w:color w:val="17365D" w:themeColor="text2" w:themeShade="BF"/>
+      <w:rFonts w:asciiTheme="majorHAnsi" w:eastAsiaTheme="majorEastAsia" w:hAnsiTheme="majorHAnsi" w:cstheme="majorBidi" w:ascii="Arial" w:hAnsi="Arial"/>
+      <w:color w:val="24364B"/>
       <w:spacing w:val="5"/>
       <w:kern w:val="28"/>
       <w:sz w:val="52"/>
